--- a/На чем написаны языки программирования.docx
+++ b/На чем написаны языки программирования.docx
@@ -665,7 +665,6 @@
           <w:rFonts w:ascii="Times New Roman" w:hAnsi="Times New Roman" w:cs="Times New Roman"/>
           <w:sz w:val="28"/>
           <w:szCs w:val="28"/>
-          <w:lang w:val="en-US"/>
         </w:rPr>
         <w:sectPr>
           <w:footerReference w:type="default" r:id="rId8"/>
@@ -2832,7 +2831,23 @@
           <w:sz w:val="28"/>
           <w:szCs w:val="28"/>
         </w:rPr>
-        <w:t>, как понятно из названия, предназначены для описания данных. Это нужно для удобного использования данных в приложении и передачи их, например, серверу клиентом.</w:t>
+        <w:t xml:space="preserve">, как понятно из названия, предназначены для описания данных. Это нужно для </w:t>
+      </w:r>
+      <w:r>
+        <w:rPr>
+          <w:rFonts w:ascii="Times New Roman" w:hAnsi="Times New Roman" w:cs="Times New Roman"/>
+          <w:sz w:val="28"/>
+          <w:szCs w:val="28"/>
+        </w:rPr>
+        <w:t xml:space="preserve">их </w:t>
+      </w:r>
+      <w:r>
+        <w:rPr>
+          <w:rFonts w:ascii="Times New Roman" w:hAnsi="Times New Roman" w:cs="Times New Roman"/>
+          <w:sz w:val="28"/>
+          <w:szCs w:val="28"/>
+        </w:rPr>
+        <w:t>удобного использования в приложении и передачи, например, серверу клиентом.</w:t>
       </w:r>
     </w:p>
     <w:p>
@@ -4004,13 +4019,25 @@
     </w:p>
     <w:p>
       <w:pPr>
-        <w:jc w:val="both"/>
-        <w:rPr>
-          <w:rFonts w:ascii="Times New Roman" w:hAnsi="Times New Roman" w:cs="Times New Roman"/>
-          <w:sz w:val="28"/>
-          <w:szCs w:val="28"/>
+        <w:jc w:val="center"/>
+        <w:rPr>
+          <w:rFonts w:ascii="Times New Roman" w:hAnsi="Times New Roman" w:cs="Times New Roman"/>
+          <w:b/>
+          <w:bCs/>
+          <w:sz w:val="30"/>
+          <w:szCs w:val="30"/>
         </w:rPr>
       </w:pPr>
+      <w:r>
+        <w:rPr>
+          <w:rFonts w:ascii="Times New Roman" w:hAnsi="Times New Roman" w:cs="Times New Roman"/>
+          <w:b/>
+          <w:bCs/>
+          <w:sz w:val="30"/>
+          <w:szCs w:val="30"/>
+        </w:rPr>
+        <w:t>Возможности</w:t>
+      </w:r>
     </w:p>
     <w:p>
       <w:pPr>
@@ -4029,16 +4056,6 @@
         </w:rPr>
         <w:t>Язык имеет следующие структуры:</w:t>
       </w:r>
-    </w:p>
-    <w:p>
-      <w:pPr>
-        <w:jc w:val="both"/>
-        <w:rPr>
-          <w:rFonts w:ascii="Times New Roman" w:hAnsi="Times New Roman" w:cs="Times New Roman"/>
-          <w:sz w:val="28"/>
-          <w:szCs w:val="28"/>
-        </w:rPr>
-      </w:pPr>
     </w:p>
     <w:p>
       <w:pPr>
@@ -4244,6 +4261,14 @@
         </w:rPr>
         <w:t>присваивание переменных</w:t>
       </w:r>
+      <w:r>
+        <w:rPr>
+          <w:rFonts w:ascii="Times New Roman" w:hAnsi="Times New Roman" w:cs="Times New Roman"/>
+          <w:sz w:val="28"/>
+          <w:szCs w:val="28"/>
+        </w:rPr>
+        <w:t xml:space="preserve"> (=)</w:t>
+      </w:r>
     </w:p>
     <w:p>
       <w:pPr>
@@ -4481,6 +4506,132 @@
           <w:sz w:val="28"/>
           <w:szCs w:val="28"/>
         </w:rPr>
+      </w:pPr>
+      <w:r>
+        <w:rPr>
+          <w:rFonts w:ascii="Times New Roman" w:hAnsi="Times New Roman" w:cs="Times New Roman"/>
+          <w:sz w:val="28"/>
+          <w:szCs w:val="28"/>
+        </w:rPr>
+        <w:t>возведение в степень (**)</w:t>
+      </w:r>
+    </w:p>
+    <w:p>
+      <w:pPr>
+        <w:jc w:val="center"/>
+        <w:rPr>
+          <w:rFonts w:ascii="Times New Roman" w:hAnsi="Times New Roman" w:cs="Times New Roman"/>
+          <w:b/>
+          <w:bCs/>
+          <w:sz w:val="30"/>
+          <w:szCs w:val="30"/>
+        </w:rPr>
+      </w:pPr>
+      <w:r>
+        <w:rPr>
+          <w:rFonts w:ascii="Times New Roman" w:hAnsi="Times New Roman" w:cs="Times New Roman"/>
+          <w:b/>
+          <w:bCs/>
+          <w:sz w:val="30"/>
+          <w:szCs w:val="30"/>
+        </w:rPr>
+        <w:t>Синтаксис</w:t>
+      </w:r>
+    </w:p>
+    <w:p>
+      <w:pPr>
+        <w:ind w:firstLine="567"/>
+        <w:jc w:val="both"/>
+        <w:rPr>
+          <w:rFonts w:ascii="Times New Roman" w:hAnsi="Times New Roman" w:cs="Times New Roman"/>
+          <w:sz w:val="28"/>
+          <w:szCs w:val="28"/>
+        </w:rPr>
+      </w:pPr>
+      <w:r>
+        <w:rPr>
+          <w:rFonts w:ascii="Times New Roman" w:hAnsi="Times New Roman" w:cs="Times New Roman"/>
+          <w:sz w:val="28"/>
+          <w:szCs w:val="28"/>
+        </w:rPr>
+        <w:t>В языке, написанном мной есть следующие конструкции:</w:t>
+      </w:r>
+    </w:p>
+    <w:p>
+      <w:pPr>
+        <w:pStyle w:val="a8"/>
+        <w:numPr>
+          <w:ilvl w:val="0"/>
+          <w:numId w:val="7"/>
+        </w:numPr>
+        <w:jc w:val="both"/>
+        <w:rPr>
+          <w:rFonts w:ascii="Times New Roman" w:hAnsi="Times New Roman" w:cs="Times New Roman"/>
+          <w:sz w:val="28"/>
+          <w:szCs w:val="28"/>
+        </w:rPr>
+      </w:pPr>
+      <w:r>
+        <w:rPr>
+          <w:rFonts w:ascii="Times New Roman" w:hAnsi="Times New Roman" w:cs="Times New Roman"/>
+          <w:sz w:val="28"/>
+          <w:szCs w:val="28"/>
+        </w:rPr>
+        <w:t>тело</w:t>
+      </w:r>
+    </w:p>
+    <w:p>
+      <w:pPr>
+        <w:ind w:left="1287"/>
+        <w:jc w:val="both"/>
+        <w:rPr>
+          <w:rFonts w:ascii="Times New Roman" w:hAnsi="Times New Roman" w:cs="Times New Roman"/>
+          <w:sz w:val="28"/>
+          <w:szCs w:val="28"/>
+        </w:rPr>
+      </w:pPr>
+      <w:r>
+        <w:rPr>
+          <w:rFonts w:ascii="Times New Roman" w:hAnsi="Times New Roman" w:cs="Times New Roman"/>
+          <w:sz w:val="28"/>
+          <w:szCs w:val="28"/>
+        </w:rPr>
+        <w:t>оно обозначается при помощи фигурных скобок</w:t>
+      </w:r>
+    </w:p>
+    <w:p>
+      <w:pPr>
+        <w:pStyle w:val="a8"/>
+        <w:numPr>
+          <w:ilvl w:val="0"/>
+          <w:numId w:val="7"/>
+        </w:numPr>
+        <w:jc w:val="both"/>
+        <w:rPr>
+          <w:rFonts w:ascii="Times New Roman" w:hAnsi="Times New Roman" w:cs="Times New Roman"/>
+          <w:sz w:val="28"/>
+          <w:szCs w:val="28"/>
+        </w:rPr>
+      </w:pPr>
+      <w:r>
+        <w:rPr>
+          <w:rFonts w:ascii="Times New Roman" w:hAnsi="Times New Roman" w:cs="Times New Roman"/>
+          <w:sz w:val="28"/>
+          <w:szCs w:val="28"/>
+        </w:rPr>
+        <w:t>условие</w:t>
+      </w:r>
+    </w:p>
+    <w:p>
+      <w:pPr>
+        <w:ind w:left="1287"/>
+        <w:jc w:val="both"/>
+        <w:rPr>
+          <w:rFonts w:ascii="Times New Roman" w:hAnsi="Times New Roman" w:cs="Times New Roman"/>
+          <w:sz w:val="28"/>
+          <w:szCs w:val="28"/>
+          <w:lang w:val="en-US"/>
+        </w:rPr>
         <w:sectPr>
           <w:pgSz w:w="11906" w:h="16838"/>
           <w:pgMar w:top="1134" w:right="850" w:bottom="1134" w:left="1701" w:header="708" w:footer="708" w:gutter="0"/>
@@ -4494,7 +4645,7 @@
           <w:sz w:val="28"/>
           <w:szCs w:val="28"/>
         </w:rPr>
-        <w:t>возведение в степень (**)</w:t>
+        <w:t>условия пишутся в круглых скобках</w:t>
       </w:r>
     </w:p>
     <w:p>
@@ -8638,6 +8789,7 @@
         <w:rPr>
           <w:rFonts w:ascii="Times New Roman" w:hAnsi="Times New Roman" w:cs="Times New Roman"/>
           <w:color w:val="7F7F7F" w:themeColor="text1" w:themeTint="80"/>
+          <w:lang w:val="en-US"/>
         </w:rPr>
         <w:sectPr>
           <w:pgSz w:w="11906" w:h="16838"/>
@@ -20594,6 +20746,7 @@
         <w:rPr>
           <w:rFonts w:ascii="Times New Roman" w:hAnsi="Times New Roman" w:cs="Times New Roman"/>
           <w:color w:val="7F7F7F" w:themeColor="text1" w:themeTint="80"/>
+          <w:lang w:val="en-US"/>
         </w:rPr>
         <w:t xml:space="preserve">  </w:t>
       </w:r>
@@ -24432,6 +24585,7 @@
         <w:rPr>
           <w:rFonts w:ascii="Times New Roman" w:hAnsi="Times New Roman" w:cs="Times New Roman"/>
           <w:color w:val="7F7F7F" w:themeColor="text1" w:themeTint="80"/>
+          <w:lang w:val="en-US"/>
         </w:rPr>
         <w:t xml:space="preserve">  </w:t>
       </w:r>
@@ -24828,7 +24982,6 @@
           <w:bCs/>
           <w:sz w:val="36"/>
           <w:szCs w:val="36"/>
-          <w:lang w:val="en-US"/>
         </w:rPr>
       </w:pPr>
       <w:r>
@@ -24850,7 +25003,6 @@
           <w:rFonts w:ascii="Times New Roman" w:hAnsi="Times New Roman" w:cs="Times New Roman"/>
           <w:sz w:val="28"/>
           <w:szCs w:val="28"/>
-          <w:lang w:val="en-US"/>
         </w:rPr>
       </w:pPr>
       <w:r>
@@ -24871,7 +25023,6 @@
           <w:rFonts w:ascii="Times New Roman" w:hAnsi="Times New Roman" w:cs="Times New Roman"/>
           <w:sz w:val="28"/>
           <w:szCs w:val="28"/>
-          <w:lang w:val="en-US"/>
         </w:rPr>
       </w:pPr>
       <w:r>
@@ -24887,7 +25038,6 @@
           <w:rFonts w:ascii="Times New Roman" w:hAnsi="Times New Roman" w:cs="Times New Roman"/>
           <w:sz w:val="28"/>
           <w:szCs w:val="28"/>
-          <w:lang w:val="en-US"/>
         </w:rPr>
         <w:t xml:space="preserve"> </w:t>
       </w:r>
@@ -24904,7 +25054,6 @@
           <w:rFonts w:ascii="Times New Roman" w:hAnsi="Times New Roman" w:cs="Times New Roman"/>
           <w:sz w:val="28"/>
           <w:szCs w:val="28"/>
-          <w:lang w:val="en-US"/>
         </w:rPr>
         <w:t xml:space="preserve"> </w:t>
       </w:r>
@@ -24921,7 +25070,6 @@
           <w:rFonts w:ascii="Times New Roman" w:hAnsi="Times New Roman" w:cs="Times New Roman"/>
           <w:sz w:val="28"/>
           <w:szCs w:val="28"/>
-          <w:lang w:val="en-US"/>
         </w:rPr>
         <w:t>–</w:t>
       </w:r>
@@ -24942,7 +25090,6 @@
           <w:rFonts w:ascii="Times New Roman" w:hAnsi="Times New Roman" w:cs="Times New Roman"/>
           <w:sz w:val="28"/>
           <w:szCs w:val="28"/>
-          <w:lang w:val="en-US"/>
         </w:rPr>
       </w:pPr>
       <w:hyperlink r:id="rId10" w:history="1">
@@ -24962,10 +25109,10 @@
             <w:rFonts w:ascii="Times New Roman" w:hAnsi="Times New Roman" w:cs="Times New Roman"/>
             <w:sz w:val="28"/>
             <w:szCs w:val="28"/>
-            <w:lang w:val="en-US"/>
           </w:rPr>
           <w:t>://</w:t>
         </w:r>
+        <w:proofErr w:type="spellStart"/>
         <w:r>
           <w:rPr>
             <w:rStyle w:val="aa"/>
@@ -24976,16 +25123,17 @@
           </w:rPr>
           <w:t>en</w:t>
         </w:r>
+        <w:proofErr w:type="spellEnd"/>
         <w:r>
           <w:rPr>
             <w:rStyle w:val="aa"/>
             <w:rFonts w:ascii="Times New Roman" w:hAnsi="Times New Roman" w:cs="Times New Roman"/>
             <w:sz w:val="28"/>
             <w:szCs w:val="28"/>
-            <w:lang w:val="en-US"/>
           </w:rPr>
           <w:t>.</w:t>
         </w:r>
+        <w:proofErr w:type="spellStart"/>
         <w:r>
           <w:rPr>
             <w:rStyle w:val="aa"/>
@@ -24996,13 +25144,13 @@
           </w:rPr>
           <w:t>wikipedia</w:t>
         </w:r>
+        <w:proofErr w:type="spellEnd"/>
         <w:r>
           <w:rPr>
             <w:rStyle w:val="aa"/>
             <w:rFonts w:ascii="Times New Roman" w:hAnsi="Times New Roman" w:cs="Times New Roman"/>
             <w:sz w:val="28"/>
             <w:szCs w:val="28"/>
-            <w:lang w:val="en-US"/>
           </w:rPr>
           <w:t>.</w:t>
         </w:r>
@@ -25022,7 +25170,6 @@
             <w:rFonts w:ascii="Times New Roman" w:hAnsi="Times New Roman" w:cs="Times New Roman"/>
             <w:sz w:val="28"/>
             <w:szCs w:val="28"/>
-            <w:lang w:val="en-US"/>
           </w:rPr>
           <w:t>/</w:t>
         </w:r>
@@ -25042,7 +25189,6 @@
             <w:rFonts w:ascii="Times New Roman" w:hAnsi="Times New Roman" w:cs="Times New Roman"/>
             <w:sz w:val="28"/>
             <w:szCs w:val="28"/>
-            <w:lang w:val="en-US"/>
           </w:rPr>
           <w:t>/</w:t>
         </w:r>
@@ -25062,7 +25208,6 @@
             <w:rFonts w:ascii="Times New Roman" w:hAnsi="Times New Roman" w:cs="Times New Roman"/>
             <w:sz w:val="28"/>
             <w:szCs w:val="28"/>
-            <w:lang w:val="en-US"/>
           </w:rPr>
           <w:t>_</w:t>
         </w:r>
@@ -25082,10 +25227,10 @@
             <w:rFonts w:ascii="Times New Roman" w:hAnsi="Times New Roman" w:cs="Times New Roman"/>
             <w:sz w:val="28"/>
             <w:szCs w:val="28"/>
-            <w:lang w:val="en-US"/>
           </w:rPr>
           <w:t>–</w:t>
         </w:r>
+        <w:proofErr w:type="spellStart"/>
         <w:r>
           <w:rPr>
             <w:rStyle w:val="aa"/>
@@ -25096,13 +25241,13 @@
           </w:rPr>
           <w:t>Naur</w:t>
         </w:r>
+        <w:proofErr w:type="spellEnd"/>
         <w:r>
           <w:rPr>
             <w:rStyle w:val="aa"/>
             <w:rFonts w:ascii="Times New Roman" w:hAnsi="Times New Roman" w:cs="Times New Roman"/>
             <w:sz w:val="28"/>
             <w:szCs w:val="28"/>
-            <w:lang w:val="en-US"/>
           </w:rPr>
           <w:t>_</w:t>
         </w:r>
@@ -25126,7 +25271,6 @@
           <w:rFonts w:ascii="Times New Roman" w:hAnsi="Times New Roman" w:cs="Times New Roman"/>
           <w:sz w:val="28"/>
           <w:szCs w:val="28"/>
-          <w:lang w:val="en-US"/>
         </w:rPr>
       </w:pPr>
       <w:r>
@@ -25142,9 +25286,25 @@
           <w:rFonts w:ascii="Times New Roman" w:hAnsi="Times New Roman" w:cs="Times New Roman"/>
           <w:sz w:val="28"/>
           <w:szCs w:val="28"/>
-          <w:lang w:val="en-US"/>
-        </w:rPr>
-        <w:t xml:space="preserve"> .NET-</w:t>
+        </w:rPr>
+        <w:t xml:space="preserve"> .</w:t>
+      </w:r>
+      <w:r>
+        <w:rPr>
+          <w:rFonts w:ascii="Times New Roman" w:hAnsi="Times New Roman" w:cs="Times New Roman"/>
+          <w:sz w:val="28"/>
+          <w:szCs w:val="28"/>
+          <w:lang w:val="en-US"/>
+        </w:rPr>
+        <w:t>NET</w:t>
+      </w:r>
+      <w:r>
+        <w:rPr>
+          <w:rFonts w:ascii="Times New Roman" w:hAnsi="Times New Roman" w:cs="Times New Roman"/>
+          <w:sz w:val="28"/>
+          <w:szCs w:val="28"/>
+        </w:rPr>
+        <w:t>-</w:t>
       </w:r>
       <w:r>
         <w:rPr>
@@ -25163,7 +25323,6 @@
           <w:rFonts w:ascii="Times New Roman" w:hAnsi="Times New Roman" w:cs="Times New Roman"/>
           <w:sz w:val="28"/>
           <w:szCs w:val="28"/>
-          <w:lang w:val="en-US"/>
         </w:rPr>
       </w:pPr>
       <w:hyperlink r:id="rId11" w:history="1">
@@ -25183,10 +25342,10 @@
             <w:rFonts w:ascii="Times New Roman" w:hAnsi="Times New Roman" w:cs="Times New Roman"/>
             <w:sz w:val="28"/>
             <w:szCs w:val="28"/>
-            <w:lang w:val="en-US"/>
           </w:rPr>
           <w:t>://</w:t>
         </w:r>
+        <w:proofErr w:type="spellStart"/>
         <w:r>
           <w:rPr>
             <w:rStyle w:val="aa"/>
@@ -25197,16 +25356,17 @@
           </w:rPr>
           <w:t>ru</w:t>
         </w:r>
+        <w:proofErr w:type="spellEnd"/>
         <w:r>
           <w:rPr>
             <w:rStyle w:val="aa"/>
             <w:rFonts w:ascii="Times New Roman" w:hAnsi="Times New Roman" w:cs="Times New Roman"/>
             <w:sz w:val="28"/>
             <w:szCs w:val="28"/>
-            <w:lang w:val="en-US"/>
           </w:rPr>
           <w:t>.</w:t>
         </w:r>
+        <w:proofErr w:type="spellStart"/>
         <w:r>
           <w:rPr>
             <w:rStyle w:val="aa"/>
@@ -25217,13 +25377,13 @@
           </w:rPr>
           <w:t>wikipedia</w:t>
         </w:r>
+        <w:proofErr w:type="spellEnd"/>
         <w:r>
           <w:rPr>
             <w:rStyle w:val="aa"/>
             <w:rFonts w:ascii="Times New Roman" w:hAnsi="Times New Roman" w:cs="Times New Roman"/>
             <w:sz w:val="28"/>
             <w:szCs w:val="28"/>
-            <w:lang w:val="en-US"/>
           </w:rPr>
           <w:t>.</w:t>
         </w:r>
@@ -25243,7 +25403,6 @@
             <w:rFonts w:ascii="Times New Roman" w:hAnsi="Times New Roman" w:cs="Times New Roman"/>
             <w:sz w:val="28"/>
             <w:szCs w:val="28"/>
-            <w:lang w:val="en-US"/>
           </w:rPr>
           <w:t>/</w:t>
         </w:r>
@@ -25263,7 +25422,6 @@
             <w:rFonts w:ascii="Times New Roman" w:hAnsi="Times New Roman" w:cs="Times New Roman"/>
             <w:sz w:val="28"/>
             <w:szCs w:val="28"/>
-            <w:lang w:val="en-US"/>
           </w:rPr>
           <w:t>/</w:t>
         </w:r>
@@ -25282,7 +25440,6 @@
             <w:rFonts w:ascii="Times New Roman" w:hAnsi="Times New Roman" w:cs="Times New Roman"/>
             <w:sz w:val="28"/>
             <w:szCs w:val="28"/>
-            <w:lang w:val="en-US"/>
           </w:rPr>
           <w:t>_.</w:t>
         </w:r>
@@ -25302,7 +25459,6 @@
             <w:rFonts w:ascii="Times New Roman" w:hAnsi="Times New Roman" w:cs="Times New Roman"/>
             <w:sz w:val="28"/>
             <w:szCs w:val="28"/>
-            <w:lang w:val="en-US"/>
           </w:rPr>
           <w:t>-</w:t>
         </w:r>
@@ -25325,7 +25481,6 @@
           <w:rFonts w:ascii="Times New Roman" w:hAnsi="Times New Roman" w:cs="Times New Roman"/>
           <w:sz w:val="28"/>
           <w:szCs w:val="28"/>
-          <w:lang w:val="en-US"/>
         </w:rPr>
       </w:pPr>
       <w:r>
@@ -25341,7 +25496,6 @@
           <w:rFonts w:ascii="Times New Roman" w:hAnsi="Times New Roman" w:cs="Times New Roman"/>
           <w:sz w:val="28"/>
           <w:szCs w:val="28"/>
-          <w:lang w:val="en-US"/>
         </w:rPr>
         <w:t xml:space="preserve"> </w:t>
       </w:r>
@@ -25362,7 +25516,6 @@
           <w:rFonts w:ascii="Times New Roman" w:hAnsi="Times New Roman" w:cs="Times New Roman"/>
           <w:sz w:val="28"/>
           <w:szCs w:val="28"/>
-          <w:lang w:val="en-US"/>
         </w:rPr>
       </w:pPr>
       <w:hyperlink r:id="rId12" w:anchor="Hello,_world" w:history="1">
@@ -25382,10 +25535,10 @@
             <w:rFonts w:ascii="Times New Roman" w:hAnsi="Times New Roman" w:cs="Times New Roman"/>
             <w:sz w:val="28"/>
             <w:szCs w:val="28"/>
-            <w:lang w:val="en-US"/>
           </w:rPr>
           <w:t>://</w:t>
         </w:r>
+        <w:proofErr w:type="spellStart"/>
         <w:r>
           <w:rPr>
             <w:rStyle w:val="aa"/>
@@ -25396,16 +25549,17 @@
           </w:rPr>
           <w:t>ru</w:t>
         </w:r>
+        <w:proofErr w:type="spellEnd"/>
         <w:r>
           <w:rPr>
             <w:rStyle w:val="aa"/>
             <w:rFonts w:ascii="Times New Roman" w:hAnsi="Times New Roman" w:cs="Times New Roman"/>
             <w:sz w:val="28"/>
             <w:szCs w:val="28"/>
-            <w:lang w:val="en-US"/>
           </w:rPr>
           <w:t>.</w:t>
         </w:r>
+        <w:proofErr w:type="spellStart"/>
         <w:r>
           <w:rPr>
             <w:rStyle w:val="aa"/>
@@ -25416,13 +25570,13 @@
           </w:rPr>
           <w:t>wikipedia</w:t>
         </w:r>
+        <w:proofErr w:type="spellEnd"/>
         <w:r>
           <w:rPr>
             <w:rStyle w:val="aa"/>
             <w:rFonts w:ascii="Times New Roman" w:hAnsi="Times New Roman" w:cs="Times New Roman"/>
             <w:sz w:val="28"/>
             <w:szCs w:val="28"/>
-            <w:lang w:val="en-US"/>
           </w:rPr>
           <w:t>.</w:t>
         </w:r>
@@ -25442,7 +25596,6 @@
             <w:rFonts w:ascii="Times New Roman" w:hAnsi="Times New Roman" w:cs="Times New Roman"/>
             <w:sz w:val="28"/>
             <w:szCs w:val="28"/>
-            <w:lang w:val="en-US"/>
           </w:rPr>
           <w:t>/</w:t>
         </w:r>
@@ -25462,10 +25615,10 @@
             <w:rFonts w:ascii="Times New Roman" w:hAnsi="Times New Roman" w:cs="Times New Roman"/>
             <w:sz w:val="28"/>
             <w:szCs w:val="28"/>
-            <w:lang w:val="en-US"/>
           </w:rPr>
           <w:t>/</w:t>
         </w:r>
+        <w:proofErr w:type="spellStart"/>
         <w:r>
           <w:rPr>
             <w:rStyle w:val="aa"/>
@@ -25481,7 +25634,6 @@
             <w:rFonts w:ascii="Times New Roman" w:hAnsi="Times New Roman" w:cs="Times New Roman"/>
             <w:sz w:val="28"/>
             <w:szCs w:val="28"/>
-            <w:lang w:val="en-US"/>
           </w:rPr>
           <w:t>_</w:t>
         </w:r>
@@ -25494,13 +25646,13 @@
           </w:rPr>
           <w:t>ассемблера</w:t>
         </w:r>
+        <w:proofErr w:type="spellEnd"/>
         <w:r>
           <w:rPr>
             <w:rStyle w:val="aa"/>
             <w:rFonts w:ascii="Times New Roman" w:hAnsi="Times New Roman" w:cs="Times New Roman"/>
             <w:sz w:val="28"/>
             <w:szCs w:val="28"/>
-            <w:lang w:val="en-US"/>
           </w:rPr>
           <w:t>#</w:t>
         </w:r>
@@ -25520,7 +25672,6 @@
             <w:rFonts w:ascii="Times New Roman" w:hAnsi="Times New Roman" w:cs="Times New Roman"/>
             <w:sz w:val="28"/>
             <w:szCs w:val="28"/>
-            <w:lang w:val="en-US"/>
           </w:rPr>
           <w:t>,_</w:t>
         </w:r>
@@ -25540,7 +25691,6 @@
           <w:rFonts w:ascii="Times New Roman" w:hAnsi="Times New Roman" w:cs="Times New Roman"/>
           <w:sz w:val="28"/>
           <w:szCs w:val="28"/>
-          <w:lang w:val="en-US"/>
         </w:rPr>
         <w:t>!</w:t>
       </w:r>
@@ -25552,7 +25702,6 @@
           <w:rFonts w:ascii="Times New Roman" w:hAnsi="Times New Roman" w:cs="Times New Roman"/>
           <w:sz w:val="28"/>
           <w:szCs w:val="28"/>
-          <w:lang w:val="en-US"/>
         </w:rPr>
       </w:pPr>
       <w:r>
@@ -25573,7 +25722,6 @@
           <w:rFonts w:ascii="Times New Roman" w:hAnsi="Times New Roman" w:cs="Times New Roman"/>
           <w:sz w:val="28"/>
           <w:szCs w:val="28"/>
-          <w:lang w:val="en-US"/>
         </w:rPr>
       </w:pPr>
       <w:r>
@@ -25589,7 +25737,6 @@
           <w:rFonts w:ascii="Times New Roman" w:hAnsi="Times New Roman" w:cs="Times New Roman"/>
           <w:sz w:val="28"/>
           <w:szCs w:val="28"/>
-          <w:lang w:val="en-US"/>
         </w:rPr>
         <w:t xml:space="preserve"> </w:t>
       </w:r>
@@ -25606,7 +25753,6 @@
           <w:rFonts w:ascii="Times New Roman" w:hAnsi="Times New Roman" w:cs="Times New Roman"/>
           <w:sz w:val="28"/>
           <w:szCs w:val="28"/>
-          <w:lang w:val="en-US"/>
         </w:rPr>
         <w:t xml:space="preserve"> </w:t>
       </w:r>
@@ -25623,7 +25769,6 @@
           <w:rFonts w:ascii="Times New Roman" w:hAnsi="Times New Roman" w:cs="Times New Roman"/>
           <w:sz w:val="28"/>
           <w:szCs w:val="28"/>
-          <w:lang w:val="en-US"/>
         </w:rPr>
         <w:t xml:space="preserve"> </w:t>
       </w:r>
@@ -25644,7 +25789,6 @@
           <w:rFonts w:ascii="Times New Roman" w:hAnsi="Times New Roman" w:cs="Times New Roman"/>
           <w:sz w:val="28"/>
           <w:szCs w:val="28"/>
-          <w:lang w:val="en-US"/>
         </w:rPr>
       </w:pPr>
       <w:hyperlink r:id="rId13" w:history="1">
@@ -25664,7 +25808,6 @@
             <w:rFonts w:ascii="Times New Roman" w:hAnsi="Times New Roman" w:cs="Times New Roman"/>
             <w:sz w:val="28"/>
             <w:szCs w:val="28"/>
-            <w:lang w:val="en-US"/>
           </w:rPr>
           <w:t>://</w:t>
         </w:r>
@@ -25684,10 +25827,10 @@
             <w:rFonts w:ascii="Times New Roman" w:hAnsi="Times New Roman" w:cs="Times New Roman"/>
             <w:sz w:val="28"/>
             <w:szCs w:val="28"/>
-            <w:lang w:val="en-US"/>
           </w:rPr>
           <w:t>.</w:t>
         </w:r>
+        <w:proofErr w:type="spellStart"/>
         <w:r>
           <w:rPr>
             <w:rStyle w:val="aa"/>
@@ -25698,13 +25841,13 @@
           </w:rPr>
           <w:t>ru</w:t>
         </w:r>
+        <w:proofErr w:type="spellEnd"/>
         <w:r>
           <w:rPr>
             <w:rStyle w:val="aa"/>
             <w:rFonts w:ascii="Times New Roman" w:hAnsi="Times New Roman" w:cs="Times New Roman"/>
             <w:sz w:val="28"/>
             <w:szCs w:val="28"/>
-            <w:lang w:val="en-US"/>
           </w:rPr>
           <w:t>/</w:t>
         </w:r>
@@ -25724,10 +25867,10 @@
             <w:rFonts w:ascii="Times New Roman" w:hAnsi="Times New Roman" w:cs="Times New Roman"/>
             <w:sz w:val="28"/>
             <w:szCs w:val="28"/>
-            <w:lang w:val="en-US"/>
           </w:rPr>
           <w:t>/1197223-</w:t>
         </w:r>
+        <w:proofErr w:type="spellStart"/>
         <w:r>
           <w:rPr>
             <w:rStyle w:val="aa"/>
@@ -25738,16 +25881,17 @@
           </w:rPr>
           <w:t>kratkaya</w:t>
         </w:r>
+        <w:proofErr w:type="spellEnd"/>
         <w:r>
           <w:rPr>
             <w:rStyle w:val="aa"/>
             <w:rFonts w:ascii="Times New Roman" w:hAnsi="Times New Roman" w:cs="Times New Roman"/>
             <w:sz w:val="28"/>
             <w:szCs w:val="28"/>
-            <w:lang w:val="en-US"/>
           </w:rPr>
           <w:t>-</w:t>
         </w:r>
+        <w:proofErr w:type="spellStart"/>
         <w:r>
           <w:rPr>
             <w:rStyle w:val="aa"/>
@@ -25758,16 +25902,17 @@
           </w:rPr>
           <w:t>istoriya</w:t>
         </w:r>
+        <w:proofErr w:type="spellEnd"/>
         <w:r>
           <w:rPr>
             <w:rStyle w:val="aa"/>
             <w:rFonts w:ascii="Times New Roman" w:hAnsi="Times New Roman" w:cs="Times New Roman"/>
             <w:sz w:val="28"/>
             <w:szCs w:val="28"/>
-            <w:lang w:val="en-US"/>
           </w:rPr>
           <w:t>-</w:t>
         </w:r>
+        <w:proofErr w:type="spellStart"/>
         <w:r>
           <w:rPr>
             <w:rStyle w:val="aa"/>
@@ -25778,16 +25923,17 @@
           </w:rPr>
           <w:t>yazykov</w:t>
         </w:r>
+        <w:proofErr w:type="spellEnd"/>
         <w:r>
           <w:rPr>
             <w:rStyle w:val="aa"/>
             <w:rFonts w:ascii="Times New Roman" w:hAnsi="Times New Roman" w:cs="Times New Roman"/>
             <w:sz w:val="28"/>
             <w:szCs w:val="28"/>
-            <w:lang w:val="en-US"/>
           </w:rPr>
           <w:t>-</w:t>
         </w:r>
+        <w:proofErr w:type="spellStart"/>
         <w:r>
           <w:rPr>
             <w:rStyle w:val="aa"/>
@@ -25798,6 +25944,7 @@
           </w:rPr>
           <w:t>programmirovaniya</w:t>
         </w:r>
+        <w:proofErr w:type="spellEnd"/>
       </w:hyperlink>
     </w:p>
     <w:p>
@@ -25807,7 +25954,6 @@
           <w:rFonts w:ascii="Times New Roman" w:hAnsi="Times New Roman" w:cs="Times New Roman"/>
           <w:sz w:val="28"/>
           <w:szCs w:val="28"/>
-          <w:lang w:val="en-US"/>
         </w:rPr>
       </w:pPr>
       <w:proofErr w:type="spellStart"/>
@@ -25829,7 +25975,6 @@
           <w:rFonts w:ascii="Times New Roman" w:hAnsi="Times New Roman" w:cs="Times New Roman"/>
           <w:sz w:val="28"/>
           <w:szCs w:val="28"/>
-          <w:lang w:val="en-US"/>
         </w:rPr>
       </w:pPr>
       <w:r>
@@ -25845,7 +25990,6 @@
           <w:rFonts w:ascii="Times New Roman" w:hAnsi="Times New Roman" w:cs="Times New Roman"/>
           <w:sz w:val="28"/>
           <w:szCs w:val="28"/>
-          <w:lang w:val="en-US"/>
         </w:rPr>
         <w:t xml:space="preserve"> </w:t>
       </w:r>
@@ -25862,7 +26006,6 @@
           <w:rFonts w:ascii="Times New Roman" w:hAnsi="Times New Roman" w:cs="Times New Roman"/>
           <w:sz w:val="28"/>
           <w:szCs w:val="28"/>
-          <w:lang w:val="en-US"/>
         </w:rPr>
         <w:t xml:space="preserve"> </w:t>
       </w:r>
@@ -25879,7 +26022,6 @@
           <w:rFonts w:ascii="Times New Roman" w:hAnsi="Times New Roman" w:cs="Times New Roman"/>
           <w:sz w:val="28"/>
           <w:szCs w:val="28"/>
-          <w:lang w:val="en-US"/>
         </w:rPr>
         <w:t xml:space="preserve"> </w:t>
       </w:r>
@@ -25896,7 +26038,6 @@
           <w:rFonts w:ascii="Times New Roman" w:hAnsi="Times New Roman" w:cs="Times New Roman"/>
           <w:sz w:val="28"/>
           <w:szCs w:val="28"/>
-          <w:lang w:val="en-US"/>
         </w:rPr>
         <w:t>?</w:t>
       </w:r>
@@ -25909,7 +26050,6 @@
           <w:rFonts w:ascii="Times New Roman" w:hAnsi="Times New Roman" w:cs="Times New Roman"/>
           <w:sz w:val="28"/>
           <w:szCs w:val="28"/>
-          <w:lang w:val="en-US"/>
         </w:rPr>
       </w:pPr>
       <w:hyperlink r:id="rId14" w:history="1">
@@ -25929,10 +26069,10 @@
             <w:rFonts w:ascii="Times New Roman" w:hAnsi="Times New Roman" w:cs="Times New Roman"/>
             <w:sz w:val="28"/>
             <w:szCs w:val="28"/>
-            <w:lang w:val="en-US"/>
           </w:rPr>
           <w:t>://</w:t>
         </w:r>
+        <w:proofErr w:type="spellStart"/>
         <w:r>
           <w:rPr>
             <w:rStyle w:val="aa"/>
@@ -25943,13 +26083,13 @@
           </w:rPr>
           <w:t>habr</w:t>
         </w:r>
+        <w:proofErr w:type="spellEnd"/>
         <w:r>
           <w:rPr>
             <w:rStyle w:val="aa"/>
             <w:rFonts w:ascii="Times New Roman" w:hAnsi="Times New Roman" w:cs="Times New Roman"/>
             <w:sz w:val="28"/>
             <w:szCs w:val="28"/>
-            <w:lang w:val="en-US"/>
           </w:rPr>
           <w:t>.</w:t>
         </w:r>
@@ -25969,10 +26109,10 @@
             <w:rFonts w:ascii="Times New Roman" w:hAnsi="Times New Roman" w:cs="Times New Roman"/>
             <w:sz w:val="28"/>
             <w:szCs w:val="28"/>
-            <w:lang w:val="en-US"/>
           </w:rPr>
           <w:t>/</w:t>
         </w:r>
+        <w:proofErr w:type="spellStart"/>
         <w:r>
           <w:rPr>
             <w:rStyle w:val="aa"/>
@@ -25983,13 +26123,13 @@
           </w:rPr>
           <w:t>ru</w:t>
         </w:r>
+        <w:proofErr w:type="spellEnd"/>
         <w:r>
           <w:rPr>
             <w:rStyle w:val="aa"/>
             <w:rFonts w:ascii="Times New Roman" w:hAnsi="Times New Roman" w:cs="Times New Roman"/>
             <w:sz w:val="28"/>
             <w:szCs w:val="28"/>
-            <w:lang w:val="en-US"/>
           </w:rPr>
           <w:t>/</w:t>
         </w:r>
@@ -26009,7 +26149,6 @@
             <w:rFonts w:ascii="Times New Roman" w:hAnsi="Times New Roman" w:cs="Times New Roman"/>
             <w:sz w:val="28"/>
             <w:szCs w:val="28"/>
-            <w:lang w:val="en-US"/>
           </w:rPr>
           <w:t>/539784/</w:t>
         </w:r>
@@ -26023,7 +26162,6 @@
           <w:rFonts w:ascii="Times New Roman" w:hAnsi="Times New Roman" w:cs="Times New Roman"/>
           <w:sz w:val="28"/>
           <w:szCs w:val="28"/>
-          <w:lang w:val="en-US"/>
         </w:rPr>
       </w:pPr>
       <w:r>
@@ -26039,7 +26177,6 @@
           <w:rFonts w:ascii="Times New Roman" w:hAnsi="Times New Roman" w:cs="Times New Roman"/>
           <w:sz w:val="28"/>
           <w:szCs w:val="28"/>
-          <w:lang w:val="en-US"/>
         </w:rPr>
         <w:t xml:space="preserve"> </w:t>
       </w:r>
@@ -26056,7 +26193,6 @@
           <w:rFonts w:ascii="Times New Roman" w:hAnsi="Times New Roman" w:cs="Times New Roman"/>
           <w:sz w:val="28"/>
           <w:szCs w:val="28"/>
-          <w:lang w:val="en-US"/>
         </w:rPr>
         <w:t xml:space="preserve">. </w:t>
       </w:r>
@@ -26073,9 +26209,25 @@
           <w:rFonts w:ascii="Times New Roman" w:hAnsi="Times New Roman" w:cs="Times New Roman"/>
           <w:sz w:val="28"/>
           <w:szCs w:val="28"/>
-          <w:lang w:val="en-US"/>
-        </w:rPr>
-        <w:t xml:space="preserve"> II — </w:t>
+        </w:rPr>
+        <w:t xml:space="preserve"> </w:t>
+      </w:r>
+      <w:r>
+        <w:rPr>
+          <w:rFonts w:ascii="Times New Roman" w:hAnsi="Times New Roman" w:cs="Times New Roman"/>
+          <w:sz w:val="28"/>
+          <w:szCs w:val="28"/>
+          <w:lang w:val="en-US"/>
+        </w:rPr>
+        <w:t>II</w:t>
+      </w:r>
+      <w:r>
+        <w:rPr>
+          <w:rFonts w:ascii="Times New Roman" w:hAnsi="Times New Roman" w:cs="Times New Roman"/>
+          <w:sz w:val="28"/>
+          <w:szCs w:val="28"/>
+        </w:rPr>
+        <w:t xml:space="preserve"> — </w:t>
       </w:r>
       <w:r>
         <w:rPr>
@@ -26090,7 +26242,6 @@
           <w:rFonts w:ascii="Times New Roman" w:hAnsi="Times New Roman" w:cs="Times New Roman"/>
           <w:sz w:val="28"/>
           <w:szCs w:val="28"/>
-          <w:lang w:val="en-US"/>
         </w:rPr>
         <w:t xml:space="preserve"> </w:t>
       </w:r>
@@ -26111,7 +26262,6 @@
           <w:rFonts w:ascii="Times New Roman" w:hAnsi="Times New Roman" w:cs="Times New Roman"/>
           <w:sz w:val="28"/>
           <w:szCs w:val="28"/>
-          <w:lang w:val="en-US"/>
         </w:rPr>
       </w:pPr>
       <w:hyperlink r:id="rId15" w:history="1">
@@ -26123,7 +26273,96 @@
             <w:szCs w:val="28"/>
             <w:lang w:val="en-US"/>
           </w:rPr>
-          <w:t>https://habr.com/ru/post/554474/</w:t>
+          <w:t>https</w:t>
+        </w:r>
+        <w:r>
+          <w:rPr>
+            <w:rStyle w:val="aa"/>
+            <w:rFonts w:ascii="Times New Roman" w:hAnsi="Times New Roman" w:cs="Times New Roman"/>
+            <w:sz w:val="28"/>
+            <w:szCs w:val="28"/>
+          </w:rPr>
+          <w:t>://</w:t>
+        </w:r>
+        <w:proofErr w:type="spellStart"/>
+        <w:r>
+          <w:rPr>
+            <w:rStyle w:val="aa"/>
+            <w:rFonts w:ascii="Times New Roman" w:hAnsi="Times New Roman" w:cs="Times New Roman"/>
+            <w:sz w:val="28"/>
+            <w:szCs w:val="28"/>
+            <w:lang w:val="en-US"/>
+          </w:rPr>
+          <w:t>habr</w:t>
+        </w:r>
+        <w:proofErr w:type="spellEnd"/>
+        <w:r>
+          <w:rPr>
+            <w:rStyle w:val="aa"/>
+            <w:rFonts w:ascii="Times New Roman" w:hAnsi="Times New Roman" w:cs="Times New Roman"/>
+            <w:sz w:val="28"/>
+            <w:szCs w:val="28"/>
+          </w:rPr>
+          <w:t>.</w:t>
+        </w:r>
+        <w:r>
+          <w:rPr>
+            <w:rStyle w:val="aa"/>
+            <w:rFonts w:ascii="Times New Roman" w:hAnsi="Times New Roman" w:cs="Times New Roman"/>
+            <w:sz w:val="28"/>
+            <w:szCs w:val="28"/>
+            <w:lang w:val="en-US"/>
+          </w:rPr>
+          <w:t>com</w:t>
+        </w:r>
+        <w:r>
+          <w:rPr>
+            <w:rStyle w:val="aa"/>
+            <w:rFonts w:ascii="Times New Roman" w:hAnsi="Times New Roman" w:cs="Times New Roman"/>
+            <w:sz w:val="28"/>
+            <w:szCs w:val="28"/>
+          </w:rPr>
+          <w:t>/</w:t>
+        </w:r>
+        <w:proofErr w:type="spellStart"/>
+        <w:r>
+          <w:rPr>
+            <w:rStyle w:val="aa"/>
+            <w:rFonts w:ascii="Times New Roman" w:hAnsi="Times New Roman" w:cs="Times New Roman"/>
+            <w:sz w:val="28"/>
+            <w:szCs w:val="28"/>
+            <w:lang w:val="en-US"/>
+          </w:rPr>
+          <w:t>ru</w:t>
+        </w:r>
+        <w:proofErr w:type="spellEnd"/>
+        <w:r>
+          <w:rPr>
+            <w:rStyle w:val="aa"/>
+            <w:rFonts w:ascii="Times New Roman" w:hAnsi="Times New Roman" w:cs="Times New Roman"/>
+            <w:sz w:val="28"/>
+            <w:szCs w:val="28"/>
+          </w:rPr>
+          <w:t>/</w:t>
+        </w:r>
+        <w:r>
+          <w:rPr>
+            <w:rStyle w:val="aa"/>
+            <w:rFonts w:ascii="Times New Roman" w:hAnsi="Times New Roman" w:cs="Times New Roman"/>
+            <w:sz w:val="28"/>
+            <w:szCs w:val="28"/>
+            <w:lang w:val="en-US"/>
+          </w:rPr>
+          <w:t>post</w:t>
+        </w:r>
+        <w:r>
+          <w:rPr>
+            <w:rStyle w:val="aa"/>
+            <w:rFonts w:ascii="Times New Roman" w:hAnsi="Times New Roman" w:cs="Times New Roman"/>
+            <w:sz w:val="28"/>
+            <w:szCs w:val="28"/>
+          </w:rPr>
+          <w:t>/554474/</w:t>
         </w:r>
       </w:hyperlink>
     </w:p>
@@ -26150,7 +26389,6 @@
           <w:rFonts w:ascii="Times New Roman" w:hAnsi="Times New Roman" w:cs="Times New Roman"/>
           <w:sz w:val="28"/>
           <w:szCs w:val="28"/>
-          <w:lang w:val="en-US"/>
         </w:rPr>
         <w:t xml:space="preserve"> </w:t>
       </w:r>
@@ -26167,9 +26405,17 @@
           <w:rFonts w:ascii="Times New Roman" w:hAnsi="Times New Roman" w:cs="Times New Roman"/>
           <w:sz w:val="28"/>
           <w:szCs w:val="28"/>
-          <w:lang w:val="en-US"/>
-        </w:rPr>
-        <w:t xml:space="preserve"> SOL</w:t>
+        </w:rPr>
+        <w:t xml:space="preserve"> </w:t>
+      </w:r>
+      <w:r>
+        <w:rPr>
+          <w:rFonts w:ascii="Times New Roman" w:hAnsi="Times New Roman" w:cs="Times New Roman"/>
+          <w:sz w:val="28"/>
+          <w:szCs w:val="28"/>
+          <w:lang w:val="en-US"/>
+        </w:rPr>
+        <w:t>SOL</w:t>
       </w:r>
       <w:r>
         <w:rPr>
@@ -26656,6 +26902,119 @@
     </w:lvl>
   </w:abstractNum>
   <w:abstractNum w:abstractNumId="3" w15:restartNumberingAfterBreak="0">
+    <w:nsid w:val="3A436A2C"/>
+    <w:multiLevelType w:val="hybridMultilevel"/>
+    <w:tmpl w:val="4E0216D0"/>
+    <w:lvl w:ilvl="0" w:tplc="04190001">
+      <w:start w:val="1"/>
+      <w:numFmt w:val="bullet"/>
+      <w:lvlText w:val=""/>
+      <w:lvlJc w:val="left"/>
+      <w:pPr>
+        <w:ind w:left="1287" w:hanging="360"/>
+      </w:pPr>
+      <w:rPr>
+        <w:rFonts w:ascii="Symbol" w:hAnsi="Symbol" w:hint="default"/>
+      </w:rPr>
+    </w:lvl>
+    <w:lvl w:ilvl="1" w:tplc="04190003">
+      <w:start w:val="1"/>
+      <w:numFmt w:val="bullet"/>
+      <w:lvlText w:val="o"/>
+      <w:lvlJc w:val="left"/>
+      <w:pPr>
+        <w:ind w:left="2007" w:hanging="360"/>
+      </w:pPr>
+      <w:rPr>
+        <w:rFonts w:ascii="Courier New" w:hAnsi="Courier New" w:cs="Courier New" w:hint="default"/>
+      </w:rPr>
+    </w:lvl>
+    <w:lvl w:ilvl="2" w:tplc="04190005" w:tentative="1">
+      <w:start w:val="1"/>
+      <w:numFmt w:val="bullet"/>
+      <w:lvlText w:val=""/>
+      <w:lvlJc w:val="left"/>
+      <w:pPr>
+        <w:ind w:left="2727" w:hanging="360"/>
+      </w:pPr>
+      <w:rPr>
+        <w:rFonts w:ascii="Wingdings" w:hAnsi="Wingdings" w:hint="default"/>
+      </w:rPr>
+    </w:lvl>
+    <w:lvl w:ilvl="3" w:tplc="04190001" w:tentative="1">
+      <w:start w:val="1"/>
+      <w:numFmt w:val="bullet"/>
+      <w:lvlText w:val=""/>
+      <w:lvlJc w:val="left"/>
+      <w:pPr>
+        <w:ind w:left="3447" w:hanging="360"/>
+      </w:pPr>
+      <w:rPr>
+        <w:rFonts w:ascii="Symbol" w:hAnsi="Symbol" w:hint="default"/>
+      </w:rPr>
+    </w:lvl>
+    <w:lvl w:ilvl="4" w:tplc="04190003" w:tentative="1">
+      <w:start w:val="1"/>
+      <w:numFmt w:val="bullet"/>
+      <w:lvlText w:val="o"/>
+      <w:lvlJc w:val="left"/>
+      <w:pPr>
+        <w:ind w:left="4167" w:hanging="360"/>
+      </w:pPr>
+      <w:rPr>
+        <w:rFonts w:ascii="Courier New" w:hAnsi="Courier New" w:cs="Courier New" w:hint="default"/>
+      </w:rPr>
+    </w:lvl>
+    <w:lvl w:ilvl="5" w:tplc="04190005" w:tentative="1">
+      <w:start w:val="1"/>
+      <w:numFmt w:val="bullet"/>
+      <w:lvlText w:val=""/>
+      <w:lvlJc w:val="left"/>
+      <w:pPr>
+        <w:ind w:left="4887" w:hanging="360"/>
+      </w:pPr>
+      <w:rPr>
+        <w:rFonts w:ascii="Wingdings" w:hAnsi="Wingdings" w:hint="default"/>
+      </w:rPr>
+    </w:lvl>
+    <w:lvl w:ilvl="6" w:tplc="04190001" w:tentative="1">
+      <w:start w:val="1"/>
+      <w:numFmt w:val="bullet"/>
+      <w:lvlText w:val=""/>
+      <w:lvlJc w:val="left"/>
+      <w:pPr>
+        <w:ind w:left="5607" w:hanging="360"/>
+      </w:pPr>
+      <w:rPr>
+        <w:rFonts w:ascii="Symbol" w:hAnsi="Symbol" w:hint="default"/>
+      </w:rPr>
+    </w:lvl>
+    <w:lvl w:ilvl="7" w:tplc="04190003" w:tentative="1">
+      <w:start w:val="1"/>
+      <w:numFmt w:val="bullet"/>
+      <w:lvlText w:val="o"/>
+      <w:lvlJc w:val="left"/>
+      <w:pPr>
+        <w:ind w:left="6327" w:hanging="360"/>
+      </w:pPr>
+      <w:rPr>
+        <w:rFonts w:ascii="Courier New" w:hAnsi="Courier New" w:cs="Courier New" w:hint="default"/>
+      </w:rPr>
+    </w:lvl>
+    <w:lvl w:ilvl="8" w:tplc="04190005" w:tentative="1">
+      <w:start w:val="1"/>
+      <w:numFmt w:val="bullet"/>
+      <w:lvlText w:val=""/>
+      <w:lvlJc w:val="left"/>
+      <w:pPr>
+        <w:ind w:left="7047" w:hanging="360"/>
+      </w:pPr>
+      <w:rPr>
+        <w:rFonts w:ascii="Wingdings" w:hAnsi="Wingdings" w:hint="default"/>
+      </w:rPr>
+    </w:lvl>
+  </w:abstractNum>
+  <w:abstractNum w:abstractNumId="4" w15:restartNumberingAfterBreak="0">
     <w:nsid w:val="5AEF3B5B"/>
     <w:multiLevelType w:val="hybridMultilevel"/>
     <w:tmpl w:val="DFB2615A"/>
@@ -26767,7 +27126,7 @@
       </w:rPr>
     </w:lvl>
   </w:abstractNum>
-  <w:abstractNum w:abstractNumId="4" w15:restartNumberingAfterBreak="0">
+  <w:abstractNum w:abstractNumId="5" w15:restartNumberingAfterBreak="0">
     <w:nsid w:val="6D702063"/>
     <w:multiLevelType w:val="hybridMultilevel"/>
     <w:tmpl w:val="5F7A39CE"/>
@@ -26880,7 +27239,7 @@
       </w:rPr>
     </w:lvl>
   </w:abstractNum>
-  <w:abstractNum w:abstractNumId="5" w15:restartNumberingAfterBreak="0">
+  <w:abstractNum w:abstractNumId="6" w15:restartNumberingAfterBreak="0">
     <w:nsid w:val="71C156C0"/>
     <w:multiLevelType w:val="hybridMultilevel"/>
     <w:tmpl w:val="8D1E3B58"/>
@@ -26997,19 +27356,22 @@
     <w:abstractNumId w:val="2"/>
   </w:num>
   <w:num w:numId="2" w16cid:durableId="1770814561">
-    <w:abstractNumId w:val="5"/>
+    <w:abstractNumId w:val="6"/>
   </w:num>
   <w:num w:numId="3" w16cid:durableId="1359892312">
     <w:abstractNumId w:val="1"/>
   </w:num>
   <w:num w:numId="4" w16cid:durableId="185825457">
-    <w:abstractNumId w:val="3"/>
+    <w:abstractNumId w:val="4"/>
   </w:num>
   <w:num w:numId="5" w16cid:durableId="2062821959">
     <w:abstractNumId w:val="0"/>
   </w:num>
   <w:num w:numId="6" w16cid:durableId="831261522">
-    <w:abstractNumId w:val="4"/>
+    <w:abstractNumId w:val="5"/>
+  </w:num>
+  <w:num w:numId="7" w16cid:durableId="174075694">
+    <w:abstractNumId w:val="3"/>
   </w:num>
 </w:numbering>
 </file>
@@ -27412,7 +27774,7 @@
   <w:style w:type="paragraph" w:default="1" w:styleId="a">
     <w:name w:val="Normal"/>
     <w:qFormat/>
-    <w:rsid w:val="00E51DFA"/>
+    <w:rsid w:val="0011591B"/>
   </w:style>
   <w:style w:type="character" w:default="1" w:styleId="a0">
     <w:name w:val="Default Paragraph Font"/>
